--- a/banco_de_dados/ATIVIDADES BRMODELO.docx
+++ b/banco_de_dados/ATIVIDADES BRMODELO.docx
@@ -10,13 +10,244 @@
     <w:p/>
     <w:p>
       <w:pPr>
+        <w:spacing w:before="100" w:beforeAutospacing="1" w:after="100" w:afterAutospacing="1" w:line="240" w:lineRule="auto"/>
+        <w:rPr>
+          <w:rFonts w:ascii="Times New Roman" w:eastAsia="Times New Roman" w:hAnsi="Times New Roman" w:cs="Times New Roman"/>
+          <w:sz w:val="24"/>
+          <w:szCs w:val="24"/>
+          <w:lang w:eastAsia="pt-BR"/>
+        </w:rPr>
+      </w:pPr>
+      <w:r>
+        <w:rPr>
+          <w:rFonts w:ascii="Times New Roman" w:eastAsia="Times New Roman" w:hAnsi="Times New Roman" w:cs="Times New Roman"/>
+          <w:b/>
+          <w:bCs/>
+          <w:sz w:val="24"/>
+          <w:szCs w:val="24"/>
+          <w:lang w:eastAsia="pt-BR"/>
+        </w:rPr>
+        <w:t>Hamburgueria:</w:t>
+      </w:r>
+    </w:p>
+    <w:p>
+      <w:pPr>
+        <w:spacing w:before="100" w:beforeAutospacing="1" w:after="100" w:afterAutospacing="1" w:line="240" w:lineRule="auto"/>
+        <w:rPr>
+          <w:rFonts w:ascii="Times New Roman" w:eastAsia="Times New Roman" w:hAnsi="Times New Roman" w:cs="Times New Roman"/>
+          <w:sz w:val="24"/>
+          <w:szCs w:val="24"/>
+          <w:lang w:eastAsia="pt-BR"/>
+        </w:rPr>
+      </w:pPr>
+      <w:r>
+        <w:rPr>
+          <w:rFonts w:ascii="Times New Roman" w:eastAsia="Times New Roman" w:hAnsi="Times New Roman" w:cs="Times New Roman"/>
+          <w:sz w:val="24"/>
+          <w:szCs w:val="24"/>
+          <w:lang w:eastAsia="pt-BR"/>
+        </w:rPr>
+        <w:t xml:space="preserve">Produto - </w:t>
+      </w:r>
+      <w:proofErr w:type="spellStart"/>
+      <w:r>
+        <w:rPr>
+          <w:rFonts w:ascii="Times New Roman" w:eastAsia="Times New Roman" w:hAnsi="Times New Roman" w:cs="Times New Roman"/>
+          <w:sz w:val="24"/>
+          <w:szCs w:val="24"/>
+          <w:lang w:eastAsia="pt-BR"/>
+        </w:rPr>
+        <w:t>tipo_de_produto</w:t>
+      </w:r>
+      <w:proofErr w:type="spellEnd"/>
+      <w:r>
+        <w:rPr>
+          <w:rFonts w:ascii="Times New Roman" w:eastAsia="Times New Roman" w:hAnsi="Times New Roman" w:cs="Times New Roman"/>
+          <w:sz w:val="24"/>
+          <w:szCs w:val="24"/>
+          <w:lang w:eastAsia="pt-BR"/>
+        </w:rPr>
+        <w:t xml:space="preserve">, nome, preço, descrição, </w:t>
+      </w:r>
+      <w:proofErr w:type="spellStart"/>
+      <w:r>
+        <w:rPr>
+          <w:rFonts w:ascii="Times New Roman" w:eastAsia="Times New Roman" w:hAnsi="Times New Roman" w:cs="Times New Roman"/>
+          <w:sz w:val="24"/>
+          <w:szCs w:val="24"/>
+          <w:lang w:eastAsia="pt-BR"/>
+        </w:rPr>
+        <w:t>id_pedido</w:t>
+      </w:r>
+      <w:proofErr w:type="spellEnd"/>
+    </w:p>
+    <w:p>
+      <w:pPr>
+        <w:spacing w:before="100" w:beforeAutospacing="1" w:after="100" w:afterAutospacing="1" w:line="240" w:lineRule="auto"/>
+        <w:rPr>
+          <w:rFonts w:ascii="Times New Roman" w:eastAsia="Times New Roman" w:hAnsi="Times New Roman" w:cs="Times New Roman"/>
+          <w:sz w:val="24"/>
+          <w:szCs w:val="24"/>
+          <w:lang w:eastAsia="pt-BR"/>
+        </w:rPr>
+      </w:pPr>
+      <w:r>
+        <w:rPr>
+          <w:rFonts w:ascii="Times New Roman" w:eastAsia="Times New Roman" w:hAnsi="Times New Roman" w:cs="Times New Roman"/>
+          <w:sz w:val="24"/>
+          <w:szCs w:val="24"/>
+          <w:lang w:eastAsia="pt-BR"/>
+        </w:rPr>
+        <w:t xml:space="preserve">Pedido - data, hora, forma de pagamento, status, </w:t>
+      </w:r>
+      <w:proofErr w:type="spellStart"/>
+      <w:r>
+        <w:rPr>
+          <w:rFonts w:ascii="Times New Roman" w:eastAsia="Times New Roman" w:hAnsi="Times New Roman" w:cs="Times New Roman"/>
+          <w:sz w:val="24"/>
+          <w:szCs w:val="24"/>
+          <w:lang w:eastAsia="pt-BR"/>
+        </w:rPr>
+        <w:t>numero_pedido</w:t>
+      </w:r>
+      <w:proofErr w:type="spellEnd"/>
+      <w:r>
+        <w:rPr>
+          <w:rFonts w:ascii="Times New Roman" w:eastAsia="Times New Roman" w:hAnsi="Times New Roman" w:cs="Times New Roman"/>
+          <w:sz w:val="24"/>
+          <w:szCs w:val="24"/>
+          <w:lang w:eastAsia="pt-BR"/>
+        </w:rPr>
+        <w:t xml:space="preserve">, </w:t>
+      </w:r>
+      <w:proofErr w:type="spellStart"/>
+      <w:r>
+        <w:rPr>
+          <w:rFonts w:ascii="Times New Roman" w:eastAsia="Times New Roman" w:hAnsi="Times New Roman" w:cs="Times New Roman"/>
+          <w:sz w:val="24"/>
+          <w:szCs w:val="24"/>
+          <w:lang w:eastAsia="pt-BR"/>
+        </w:rPr>
+        <w:t>id_funcionario</w:t>
+      </w:r>
+      <w:proofErr w:type="spellEnd"/>
+      <w:r>
+        <w:rPr>
+          <w:rFonts w:ascii="Times New Roman" w:eastAsia="Times New Roman" w:hAnsi="Times New Roman" w:cs="Times New Roman"/>
+          <w:sz w:val="24"/>
+          <w:szCs w:val="24"/>
+          <w:lang w:eastAsia="pt-BR"/>
+        </w:rPr>
+        <w:t xml:space="preserve">, </w:t>
+      </w:r>
+      <w:proofErr w:type="spellStart"/>
+      <w:r>
+        <w:rPr>
+          <w:rFonts w:ascii="Times New Roman" w:eastAsia="Times New Roman" w:hAnsi="Times New Roman" w:cs="Times New Roman"/>
+          <w:sz w:val="24"/>
+          <w:szCs w:val="24"/>
+          <w:lang w:eastAsia="pt-BR"/>
+        </w:rPr>
+        <w:t>id_cliente</w:t>
+      </w:r>
+      <w:proofErr w:type="spellEnd"/>
+    </w:p>
+    <w:p>
+      <w:pPr>
+        <w:spacing w:before="100" w:beforeAutospacing="1" w:after="100" w:afterAutospacing="1" w:line="240" w:lineRule="auto"/>
+        <w:rPr>
+          <w:rFonts w:ascii="Times New Roman" w:eastAsia="Times New Roman" w:hAnsi="Times New Roman" w:cs="Times New Roman"/>
+          <w:sz w:val="24"/>
+          <w:szCs w:val="24"/>
+          <w:lang w:eastAsia="pt-BR"/>
+        </w:rPr>
+      </w:pPr>
+      <w:r>
+        <w:rPr>
+          <w:rFonts w:ascii="Times New Roman" w:eastAsia="Times New Roman" w:hAnsi="Times New Roman" w:cs="Times New Roman"/>
+          <w:sz w:val="24"/>
+          <w:szCs w:val="24"/>
+          <w:lang w:eastAsia="pt-BR"/>
+        </w:rPr>
+        <w:t xml:space="preserve">cliente - </w:t>
+      </w:r>
+      <w:proofErr w:type="spellStart"/>
+      <w:r>
+        <w:rPr>
+          <w:rFonts w:ascii="Times New Roman" w:eastAsia="Times New Roman" w:hAnsi="Times New Roman" w:cs="Times New Roman"/>
+          <w:sz w:val="24"/>
+          <w:szCs w:val="24"/>
+          <w:lang w:eastAsia="pt-BR"/>
+        </w:rPr>
+        <w:t>id_cliente</w:t>
+      </w:r>
+      <w:proofErr w:type="spellEnd"/>
+    </w:p>
+    <w:p>
+      <w:pPr>
+        <w:spacing w:before="100" w:beforeAutospacing="1" w:after="100" w:afterAutospacing="1" w:line="240" w:lineRule="auto"/>
+        <w:rPr>
+          <w:rFonts w:ascii="Times New Roman" w:eastAsia="Times New Roman" w:hAnsi="Times New Roman" w:cs="Times New Roman"/>
+          <w:sz w:val="24"/>
+          <w:szCs w:val="24"/>
+          <w:lang w:eastAsia="pt-BR"/>
+        </w:rPr>
+      </w:pPr>
+      <w:r>
+        <w:rPr>
+          <w:rFonts w:ascii="Times New Roman" w:eastAsia="Times New Roman" w:hAnsi="Times New Roman" w:cs="Times New Roman"/>
+          <w:sz w:val="24"/>
+          <w:szCs w:val="24"/>
+          <w:lang w:eastAsia="pt-BR"/>
+        </w:rPr>
+        <w:t xml:space="preserve">funcionários - </w:t>
+      </w:r>
+      <w:proofErr w:type="spellStart"/>
+      <w:r>
+        <w:rPr>
+          <w:rFonts w:ascii="Times New Roman" w:eastAsia="Times New Roman" w:hAnsi="Times New Roman" w:cs="Times New Roman"/>
+          <w:sz w:val="24"/>
+          <w:szCs w:val="24"/>
+          <w:lang w:eastAsia="pt-BR"/>
+        </w:rPr>
+        <w:t>id_funcionario</w:t>
+      </w:r>
+      <w:proofErr w:type="spellEnd"/>
+      <w:r>
+        <w:rPr>
+          <w:rFonts w:ascii="Times New Roman" w:eastAsia="Times New Roman" w:hAnsi="Times New Roman" w:cs="Times New Roman"/>
+          <w:sz w:val="24"/>
+          <w:szCs w:val="24"/>
+          <w:lang w:eastAsia="pt-BR"/>
+        </w:rPr>
+        <w:t xml:space="preserve">, </w:t>
+      </w:r>
+      <w:proofErr w:type="spellStart"/>
+      <w:r>
+        <w:rPr>
+          <w:rFonts w:ascii="Times New Roman" w:eastAsia="Times New Roman" w:hAnsi="Times New Roman" w:cs="Times New Roman"/>
+          <w:sz w:val="24"/>
+          <w:szCs w:val="24"/>
+          <w:lang w:eastAsia="pt-BR"/>
+        </w:rPr>
+        <w:t>id_pedido</w:t>
+      </w:r>
+      <w:proofErr w:type="spellEnd"/>
+    </w:p>
+    <w:p>
+      <w:pPr>
         <w:pStyle w:val="NormalWeb"/>
       </w:pPr>
       <w:r>
-        <w:rPr>
-          <w:rStyle w:val="Forte"/>
-        </w:rPr>
-        <w:t>Hamburgueria:</w:t>
+        <w:t>cliente &gt; pedido (</w:t>
+      </w:r>
+      <w:proofErr w:type="gramStart"/>
+      <w:r>
+        <w:t>0,n</w:t>
+      </w:r>
+      <w:proofErr w:type="gramEnd"/>
+      <w:r>
+        <w:t>)</w:t>
       </w:r>
     </w:p>
     <w:p>
@@ -24,15 +255,15 @@
         <w:pStyle w:val="NormalWeb"/>
       </w:pPr>
       <w:r>
-        <w:t xml:space="preserve">Produto - </w:t>
-      </w:r>
-      <w:proofErr w:type="spellStart"/>
-      <w:r>
-        <w:t>tipo_de_produto</w:t>
-      </w:r>
-      <w:proofErr w:type="spellEnd"/>
-      <w:r>
-        <w:t>, nome, preço, descrição,</w:t>
+        <w:t>pedido &gt; funcionário (</w:t>
+      </w:r>
+      <w:proofErr w:type="gramStart"/>
+      <w:r>
+        <w:t>0,n</w:t>
+      </w:r>
+      <w:proofErr w:type="gramEnd"/>
+      <w:r>
+        <w:t>)</w:t>
       </w:r>
     </w:p>
     <w:p>
@@ -40,241 +271,341 @@
         <w:pStyle w:val="NormalWeb"/>
       </w:pPr>
       <w:r>
-        <w:t xml:space="preserve">Pedido - data, hora, forma de pagamento, status, </w:t>
-      </w:r>
-      <w:proofErr w:type="spellStart"/>
-      <w:r>
-        <w:t>numero_pedido</w:t>
-      </w:r>
-      <w:proofErr w:type="spellEnd"/>
-      <w:r>
-        <w:t xml:space="preserve">, produtos, </w:t>
-      </w:r>
-      <w:proofErr w:type="spellStart"/>
-      <w:r>
+        <w:t>pedido &gt; produto (0,n)</w:t>
+      </w:r>
+    </w:p>
+    <w:p>
+      <w:pPr>
+        <w:pStyle w:val="NormalWeb"/>
+      </w:pPr>
+    </w:p>
+    <w:p>
+      <w:pPr>
+        <w:pStyle w:val="NormalWeb"/>
+      </w:pPr>
+    </w:p>
+    <w:p>
+      <w:pPr>
+        <w:pStyle w:val="NormalWeb"/>
+      </w:pPr>
+    </w:p>
+    <w:p>
+      <w:pPr>
+        <w:pStyle w:val="NormalWeb"/>
+      </w:pPr>
+    </w:p>
+    <w:p>
+      <w:pPr>
+        <w:spacing w:before="100" w:beforeAutospacing="1" w:after="100" w:afterAutospacing="1" w:line="240" w:lineRule="auto"/>
+        <w:rPr>
+          <w:rFonts w:ascii="Times New Roman" w:eastAsia="Times New Roman" w:hAnsi="Times New Roman" w:cs="Times New Roman"/>
+          <w:sz w:val="24"/>
+          <w:szCs w:val="24"/>
+          <w:lang w:eastAsia="pt-BR"/>
+        </w:rPr>
+      </w:pPr>
+      <w:r>
+        <w:rPr>
+          <w:rFonts w:ascii="Times New Roman" w:eastAsia="Times New Roman" w:hAnsi="Times New Roman" w:cs="Times New Roman"/>
+          <w:b/>
+          <w:bCs/>
+          <w:sz w:val="24"/>
+          <w:szCs w:val="24"/>
+          <w:lang w:eastAsia="pt-BR"/>
+        </w:rPr>
+        <w:t>CINEMA</w:t>
+      </w:r>
+    </w:p>
+    <w:p>
+      <w:pPr>
+        <w:spacing w:before="100" w:beforeAutospacing="1" w:after="100" w:afterAutospacing="1" w:line="240" w:lineRule="auto"/>
+        <w:rPr>
+          <w:rFonts w:ascii="Times New Roman" w:eastAsia="Times New Roman" w:hAnsi="Times New Roman" w:cs="Times New Roman"/>
+          <w:sz w:val="24"/>
+          <w:szCs w:val="24"/>
+          <w:lang w:eastAsia="pt-BR"/>
+        </w:rPr>
+      </w:pPr>
+      <w:r>
+        <w:rPr>
+          <w:rFonts w:ascii="Times New Roman" w:eastAsia="Times New Roman" w:hAnsi="Times New Roman" w:cs="Times New Roman"/>
+          <w:sz w:val="24"/>
+          <w:szCs w:val="24"/>
+          <w:lang w:eastAsia="pt-BR"/>
+        </w:rPr>
+        <w:t xml:space="preserve">Salas - </w:t>
+      </w:r>
+      <w:proofErr w:type="spellStart"/>
+      <w:r>
+        <w:rPr>
+          <w:rFonts w:ascii="Times New Roman" w:eastAsia="Times New Roman" w:hAnsi="Times New Roman" w:cs="Times New Roman"/>
+          <w:sz w:val="24"/>
+          <w:szCs w:val="24"/>
+          <w:lang w:eastAsia="pt-BR"/>
+        </w:rPr>
+        <w:t>numero_sala</w:t>
+      </w:r>
+      <w:proofErr w:type="spellEnd"/>
+      <w:r>
+        <w:rPr>
+          <w:rFonts w:ascii="Times New Roman" w:eastAsia="Times New Roman" w:hAnsi="Times New Roman" w:cs="Times New Roman"/>
+          <w:sz w:val="24"/>
+          <w:szCs w:val="24"/>
+          <w:lang w:eastAsia="pt-BR"/>
+        </w:rPr>
+        <w:t xml:space="preserve">, </w:t>
+      </w:r>
+      <w:proofErr w:type="spellStart"/>
+      <w:r>
+        <w:rPr>
+          <w:rFonts w:ascii="Times New Roman" w:eastAsia="Times New Roman" w:hAnsi="Times New Roman" w:cs="Times New Roman"/>
+          <w:sz w:val="24"/>
+          <w:szCs w:val="24"/>
+          <w:lang w:eastAsia="pt-BR"/>
+        </w:rPr>
+        <w:t>quantidade_assentos</w:t>
+      </w:r>
+      <w:proofErr w:type="spellEnd"/>
+    </w:p>
+    <w:p>
+      <w:pPr>
+        <w:spacing w:before="100" w:beforeAutospacing="1" w:after="100" w:afterAutospacing="1" w:line="240" w:lineRule="auto"/>
+        <w:rPr>
+          <w:rFonts w:ascii="Times New Roman" w:eastAsia="Times New Roman" w:hAnsi="Times New Roman" w:cs="Times New Roman"/>
+          <w:sz w:val="24"/>
+          <w:szCs w:val="24"/>
+          <w:lang w:eastAsia="pt-BR"/>
+        </w:rPr>
+      </w:pPr>
+      <w:r>
+        <w:rPr>
+          <w:rFonts w:ascii="Times New Roman" w:eastAsia="Times New Roman" w:hAnsi="Times New Roman" w:cs="Times New Roman"/>
+          <w:sz w:val="24"/>
+          <w:szCs w:val="24"/>
+          <w:lang w:eastAsia="pt-BR"/>
+        </w:rPr>
+        <w:t xml:space="preserve">ingresso - </w:t>
+      </w:r>
+      <w:proofErr w:type="spellStart"/>
+      <w:r>
+        <w:rPr>
+          <w:rFonts w:ascii="Times New Roman" w:eastAsia="Times New Roman" w:hAnsi="Times New Roman" w:cs="Times New Roman"/>
+          <w:sz w:val="24"/>
+          <w:szCs w:val="24"/>
+          <w:lang w:eastAsia="pt-BR"/>
+        </w:rPr>
+        <w:t>id_ingresso</w:t>
+      </w:r>
+      <w:proofErr w:type="spellEnd"/>
+      <w:r>
+        <w:rPr>
+          <w:rFonts w:ascii="Times New Roman" w:eastAsia="Times New Roman" w:hAnsi="Times New Roman" w:cs="Times New Roman"/>
+          <w:sz w:val="24"/>
+          <w:szCs w:val="24"/>
+          <w:lang w:eastAsia="pt-BR"/>
+        </w:rPr>
+        <w:t xml:space="preserve">, </w:t>
+      </w:r>
+      <w:proofErr w:type="spellStart"/>
+      <w:r>
+        <w:rPr>
+          <w:rFonts w:ascii="Times New Roman" w:eastAsia="Times New Roman" w:hAnsi="Times New Roman" w:cs="Times New Roman"/>
+          <w:sz w:val="24"/>
+          <w:szCs w:val="24"/>
+          <w:lang w:eastAsia="pt-BR"/>
+        </w:rPr>
+        <w:t>valor_pago</w:t>
+      </w:r>
+      <w:proofErr w:type="spellEnd"/>
+      <w:r>
+        <w:rPr>
+          <w:rFonts w:ascii="Times New Roman" w:eastAsia="Times New Roman" w:hAnsi="Times New Roman" w:cs="Times New Roman"/>
+          <w:sz w:val="24"/>
+          <w:szCs w:val="24"/>
+          <w:lang w:eastAsia="pt-BR"/>
+        </w:rPr>
+        <w:t xml:space="preserve">, </w:t>
+      </w:r>
+      <w:proofErr w:type="spellStart"/>
+      <w:r>
+        <w:rPr>
+          <w:rFonts w:ascii="Times New Roman" w:eastAsia="Times New Roman" w:hAnsi="Times New Roman" w:cs="Times New Roman"/>
+          <w:sz w:val="24"/>
+          <w:szCs w:val="24"/>
+          <w:lang w:eastAsia="pt-BR"/>
+        </w:rPr>
+        <w:t>forma_de_pagamento</w:t>
+      </w:r>
+      <w:proofErr w:type="spellEnd"/>
+      <w:r>
+        <w:rPr>
+          <w:rFonts w:ascii="Times New Roman" w:eastAsia="Times New Roman" w:hAnsi="Times New Roman" w:cs="Times New Roman"/>
+          <w:sz w:val="24"/>
+          <w:szCs w:val="24"/>
+          <w:lang w:eastAsia="pt-BR"/>
+        </w:rPr>
+        <w:t xml:space="preserve">, </w:t>
+      </w:r>
+      <w:proofErr w:type="spellStart"/>
+      <w:r>
+        <w:rPr>
+          <w:rFonts w:ascii="Times New Roman" w:eastAsia="Times New Roman" w:hAnsi="Times New Roman" w:cs="Times New Roman"/>
+          <w:sz w:val="24"/>
+          <w:szCs w:val="24"/>
+          <w:lang w:eastAsia="pt-BR"/>
+        </w:rPr>
+        <w:t>cadeira_escolhida</w:t>
+      </w:r>
+      <w:proofErr w:type="spellEnd"/>
+    </w:p>
+    <w:p>
+      <w:pPr>
+        <w:spacing w:before="100" w:beforeAutospacing="1" w:after="100" w:afterAutospacing="1" w:line="240" w:lineRule="auto"/>
+        <w:rPr>
+          <w:rFonts w:ascii="Times New Roman" w:eastAsia="Times New Roman" w:hAnsi="Times New Roman" w:cs="Times New Roman"/>
+          <w:sz w:val="24"/>
+          <w:szCs w:val="24"/>
+          <w:lang w:eastAsia="pt-BR"/>
+        </w:rPr>
+      </w:pPr>
+      <w:r>
+        <w:rPr>
+          <w:rFonts w:ascii="Times New Roman" w:eastAsia="Times New Roman" w:hAnsi="Times New Roman" w:cs="Times New Roman"/>
+          <w:sz w:val="24"/>
+          <w:szCs w:val="24"/>
+          <w:lang w:eastAsia="pt-BR"/>
+        </w:rPr>
+        <w:t xml:space="preserve">sessão - </w:t>
+      </w:r>
+      <w:proofErr w:type="spellStart"/>
+      <w:r>
+        <w:rPr>
+          <w:rFonts w:ascii="Times New Roman" w:eastAsia="Times New Roman" w:hAnsi="Times New Roman" w:cs="Times New Roman"/>
+          <w:sz w:val="24"/>
+          <w:szCs w:val="24"/>
+          <w:lang w:eastAsia="pt-BR"/>
+        </w:rPr>
+        <w:t>id_sessao</w:t>
+      </w:r>
+      <w:proofErr w:type="spellEnd"/>
+    </w:p>
+    <w:p>
+      <w:pPr>
+        <w:spacing w:before="100" w:beforeAutospacing="1" w:after="100" w:afterAutospacing="1" w:line="240" w:lineRule="auto"/>
+        <w:rPr>
+          <w:rFonts w:ascii="Times New Roman" w:eastAsia="Times New Roman" w:hAnsi="Times New Roman" w:cs="Times New Roman"/>
+          <w:sz w:val="24"/>
+          <w:szCs w:val="24"/>
+          <w:lang w:eastAsia="pt-BR"/>
+        </w:rPr>
+      </w:pPr>
+      <w:r>
+        <w:rPr>
+          <w:rFonts w:ascii="Times New Roman" w:eastAsia="Times New Roman" w:hAnsi="Times New Roman" w:cs="Times New Roman"/>
+          <w:sz w:val="24"/>
+          <w:szCs w:val="24"/>
+          <w:lang w:eastAsia="pt-BR"/>
+        </w:rPr>
+        <w:t xml:space="preserve">filme - titulo, </w:t>
+      </w:r>
+      <w:proofErr w:type="spellStart"/>
+      <w:r>
+        <w:rPr>
+          <w:rFonts w:ascii="Times New Roman" w:eastAsia="Times New Roman" w:hAnsi="Times New Roman" w:cs="Times New Roman"/>
+          <w:sz w:val="24"/>
+          <w:szCs w:val="24"/>
+          <w:lang w:eastAsia="pt-BR"/>
+        </w:rPr>
+        <w:t>duracao</w:t>
+      </w:r>
+      <w:proofErr w:type="spellEnd"/>
+      <w:r>
+        <w:rPr>
+          <w:rFonts w:ascii="Times New Roman" w:eastAsia="Times New Roman" w:hAnsi="Times New Roman" w:cs="Times New Roman"/>
+          <w:sz w:val="24"/>
+          <w:szCs w:val="24"/>
+          <w:lang w:eastAsia="pt-BR"/>
+        </w:rPr>
+        <w:t xml:space="preserve">, </w:t>
+      </w:r>
+      <w:proofErr w:type="spellStart"/>
+      <w:r>
+        <w:rPr>
+          <w:rFonts w:ascii="Times New Roman" w:eastAsia="Times New Roman" w:hAnsi="Times New Roman" w:cs="Times New Roman"/>
+          <w:sz w:val="24"/>
+          <w:szCs w:val="24"/>
+          <w:lang w:eastAsia="pt-BR"/>
+        </w:rPr>
+        <w:t>classificacao_indicativa</w:t>
+      </w:r>
+      <w:proofErr w:type="spellEnd"/>
+      <w:r>
+        <w:rPr>
+          <w:rFonts w:ascii="Times New Roman" w:eastAsia="Times New Roman" w:hAnsi="Times New Roman" w:cs="Times New Roman"/>
+          <w:sz w:val="24"/>
+          <w:szCs w:val="24"/>
+          <w:lang w:eastAsia="pt-BR"/>
+        </w:rPr>
+        <w:t xml:space="preserve">, </w:t>
+      </w:r>
+      <w:proofErr w:type="spellStart"/>
+      <w:r>
+        <w:rPr>
+          <w:rFonts w:ascii="Times New Roman" w:eastAsia="Times New Roman" w:hAnsi="Times New Roman" w:cs="Times New Roman"/>
+          <w:sz w:val="24"/>
+          <w:szCs w:val="24"/>
+          <w:lang w:eastAsia="pt-BR"/>
+        </w:rPr>
+        <w:t>id_filme</w:t>
+      </w:r>
+      <w:proofErr w:type="spellEnd"/>
+    </w:p>
+    <w:p>
+      <w:pPr>
+        <w:spacing w:before="100" w:beforeAutospacing="1" w:after="100" w:afterAutospacing="1" w:line="240" w:lineRule="auto"/>
+        <w:rPr>
+          <w:rFonts w:ascii="Times New Roman" w:eastAsia="Times New Roman" w:hAnsi="Times New Roman" w:cs="Times New Roman"/>
+          <w:sz w:val="24"/>
+          <w:szCs w:val="24"/>
+          <w:lang w:eastAsia="pt-BR"/>
+        </w:rPr>
+      </w:pPr>
+      <w:r>
+        <w:rPr>
+          <w:rFonts w:ascii="Times New Roman" w:eastAsia="Times New Roman" w:hAnsi="Times New Roman" w:cs="Times New Roman"/>
+          <w:sz w:val="24"/>
+          <w:szCs w:val="24"/>
+          <w:lang w:eastAsia="pt-BR"/>
+        </w:rPr>
+        <w:t xml:space="preserve">cliente - </w:t>
+      </w:r>
+      <w:proofErr w:type="spellStart"/>
+      <w:r>
+        <w:rPr>
+          <w:rFonts w:ascii="Times New Roman" w:eastAsia="Times New Roman" w:hAnsi="Times New Roman" w:cs="Times New Roman"/>
+          <w:sz w:val="24"/>
+          <w:szCs w:val="24"/>
+          <w:lang w:eastAsia="pt-BR"/>
+        </w:rPr>
         <w:t>id_cliente</w:t>
       </w:r>
       <w:proofErr w:type="spellEnd"/>
+      <w:r>
+        <w:rPr>
+          <w:rFonts w:ascii="Times New Roman" w:eastAsia="Times New Roman" w:hAnsi="Times New Roman" w:cs="Times New Roman"/>
+          <w:sz w:val="24"/>
+          <w:szCs w:val="24"/>
+          <w:lang w:eastAsia="pt-BR"/>
+        </w:rPr>
+        <w:t>, nome</w:t>
+      </w:r>
     </w:p>
     <w:p>
       <w:pPr>
         <w:pStyle w:val="NormalWeb"/>
       </w:pPr>
-      <w:r>
-        <w:t xml:space="preserve">cliente - </w:t>
-      </w:r>
-      <w:proofErr w:type="spellStart"/>
-      <w:r>
-        <w:t>id_cliente</w:t>
-      </w:r>
-      <w:proofErr w:type="spellEnd"/>
-    </w:p>
-    <w:p>
-      <w:pPr>
-        <w:pStyle w:val="NormalWeb"/>
-      </w:pPr>
-      <w:r>
-        <w:t xml:space="preserve">funcionários - </w:t>
-      </w:r>
-      <w:proofErr w:type="spellStart"/>
-      <w:r>
-        <w:t>id_funcionario</w:t>
-      </w:r>
-      <w:proofErr w:type="spellEnd"/>
-    </w:p>
-    <w:p>
-      <w:pPr>
-        <w:pStyle w:val="NormalWeb"/>
-      </w:pPr>
-      <w:r>
-        <w:t>cliente &gt; pedido (</w:t>
-      </w:r>
-      <w:proofErr w:type="gramStart"/>
-      <w:r>
-        <w:t>0,n</w:t>
-      </w:r>
-      <w:proofErr w:type="gramEnd"/>
-      <w:r>
-        <w:t>)</w:t>
-      </w:r>
-    </w:p>
-    <w:p>
-      <w:pPr>
-        <w:pStyle w:val="NormalWeb"/>
-      </w:pPr>
-      <w:r>
-        <w:t>pedido &gt; funcionário (</w:t>
-      </w:r>
-      <w:proofErr w:type="gramStart"/>
-      <w:r>
-        <w:t>0,n</w:t>
-      </w:r>
-      <w:proofErr w:type="gramEnd"/>
-      <w:r>
-        <w:t>)</w:t>
-      </w:r>
-    </w:p>
-    <w:p>
-      <w:pPr>
-        <w:pStyle w:val="NormalWeb"/>
-      </w:pPr>
-      <w:r>
-        <w:t>pedido &gt; produto (0,n)</w:t>
-      </w:r>
       <w:bookmarkStart w:id="0" w:name="_GoBack"/>
       <w:bookmarkEnd w:id="0"/>
-    </w:p>
-    <w:p>
-      <w:pPr>
-        <w:pStyle w:val="NormalWeb"/>
-      </w:pPr>
-    </w:p>
-    <w:p>
-      <w:pPr>
-        <w:pStyle w:val="NormalWeb"/>
-      </w:pPr>
-    </w:p>
-    <w:p>
-      <w:pPr>
-        <w:pStyle w:val="NormalWeb"/>
-      </w:pPr>
-    </w:p>
-    <w:p>
-      <w:pPr>
-        <w:pStyle w:val="NormalWeb"/>
-      </w:pPr>
-    </w:p>
-    <w:p>
-      <w:pPr>
-        <w:pStyle w:val="NormalWeb"/>
-      </w:pPr>
-      <w:r>
-        <w:rPr>
-          <w:rStyle w:val="Forte"/>
-        </w:rPr>
-        <w:t>CINEMA</w:t>
-      </w:r>
-    </w:p>
-    <w:p>
-      <w:pPr>
-        <w:pStyle w:val="NormalWeb"/>
-      </w:pPr>
-      <w:r>
-        <w:t xml:space="preserve">Salas - </w:t>
-      </w:r>
-      <w:proofErr w:type="spellStart"/>
-      <w:r>
-        <w:t>numero_sala</w:t>
-      </w:r>
-      <w:proofErr w:type="spellEnd"/>
-      <w:r>
-        <w:t xml:space="preserve">, </w:t>
-      </w:r>
-      <w:proofErr w:type="spellStart"/>
-      <w:r>
-        <w:t>quantidade_assentos</w:t>
-      </w:r>
-      <w:proofErr w:type="spellEnd"/>
-    </w:p>
-    <w:p>
-      <w:pPr>
-        <w:pStyle w:val="NormalWeb"/>
-      </w:pPr>
-      <w:r>
-        <w:t xml:space="preserve">ingresso - </w:t>
-      </w:r>
-      <w:proofErr w:type="spellStart"/>
-      <w:r>
-        <w:t>cadeira_escolhida</w:t>
-      </w:r>
-      <w:proofErr w:type="spellEnd"/>
-      <w:r>
-        <w:t xml:space="preserve">, </w:t>
-      </w:r>
-      <w:proofErr w:type="spellStart"/>
-      <w:r>
-        <w:t>valor_pago</w:t>
-      </w:r>
-      <w:proofErr w:type="spellEnd"/>
-      <w:r>
-        <w:t xml:space="preserve">, </w:t>
-      </w:r>
-      <w:proofErr w:type="spellStart"/>
-      <w:r>
-        <w:t>forma_de_pagamento</w:t>
-      </w:r>
-      <w:proofErr w:type="spellEnd"/>
-    </w:p>
-    <w:p>
-      <w:pPr>
-        <w:pStyle w:val="NormalWeb"/>
-      </w:pPr>
-      <w:r>
-        <w:t xml:space="preserve">sessão - filme, </w:t>
-      </w:r>
-      <w:proofErr w:type="spellStart"/>
-      <w:r>
-        <w:t>numero_sala</w:t>
-      </w:r>
-      <w:proofErr w:type="spellEnd"/>
-      <w:r>
-        <w:t xml:space="preserve">, ingresso, </w:t>
-      </w:r>
-      <w:proofErr w:type="spellStart"/>
-      <w:r>
-        <w:t>id_sessao</w:t>
-      </w:r>
-      <w:proofErr w:type="spellEnd"/>
-    </w:p>
-    <w:p>
-      <w:pPr>
-        <w:pStyle w:val="NormalWeb"/>
-      </w:pPr>
-      <w:r>
-        <w:t xml:space="preserve">filme - titulo, </w:t>
-      </w:r>
-      <w:proofErr w:type="spellStart"/>
-      <w:r>
-        <w:t>duracao</w:t>
-      </w:r>
-      <w:proofErr w:type="spellEnd"/>
-      <w:r>
-        <w:t xml:space="preserve">, </w:t>
-      </w:r>
-      <w:proofErr w:type="spellStart"/>
-      <w:r>
-        <w:t>classificacao_indicativa</w:t>
-      </w:r>
-      <w:proofErr w:type="spellEnd"/>
-      <w:r>
-        <w:t xml:space="preserve">, </w:t>
-      </w:r>
-      <w:proofErr w:type="spellStart"/>
-      <w:r>
-        <w:t>id_filme</w:t>
-      </w:r>
-      <w:proofErr w:type="spellEnd"/>
-    </w:p>
-    <w:p>
-      <w:pPr>
-        <w:pStyle w:val="NormalWeb"/>
-      </w:pPr>
-      <w:r>
-        <w:t xml:space="preserve">cliente - </w:t>
-      </w:r>
-      <w:proofErr w:type="spellStart"/>
-      <w:r>
-        <w:t>id_cliente</w:t>
-      </w:r>
-      <w:proofErr w:type="spellEnd"/>
-      <w:r>
-        <w:t>, nome</w:t>
-      </w:r>
-    </w:p>
-    <w:p>
-      <w:pPr>
-        <w:pStyle w:val="NormalWeb"/>
-      </w:pPr>
     </w:p>
     <w:p>
       <w:pPr>
